--- a/paper/softwarex/revisions/2026-10_minor_r1/manuscript/seraedit_softwarex.docx
+++ b/paper/softwarex/revisions/2026-10_minor_r1/manuscript/seraedit_softwarex.docx
@@ -201,7 +201,7 @@
     </w:p>
     <w:p>
       <w:r>
-        <w:t>The same workflow is available through the desktop interface or an optional MuseScore Studio 4 bridge. In the tested MuseScore 4.5.2 path, the plugin sends selection context and a user-selected saved score to the local Sera process; a CLI conversion produces the MusicXML snapshot because QML writeScore/readScore are unavailable. Users must save first: unsaved in-memory changes are not included. After proposal review, the bridge opens a separate reviewed revision in MuseScore. This is deliberately not described as in-place control of MuseScore's internal document: the original open score is not overwritten, and final visual review and saving remain user actions. Core snapshot undo does not implement single-step host undo. Figures 2 and 3 show actual interface states; their captions distinguish manual import from bridge operation.</w:t>
+        <w:t>The optional MuseScore bridge sends selection context and a user-selected saved score to Sera Desktop. On MuseScore 4.5.2, native files use CLI conversion because QML export is unavailable; MusicXML files are read directly. Users must save first: unsaved in-memory changes are excluded. Review and apply creates a separate revision opened in MuseScore, preserving the original. A captured local-rule demonstration verified this complete path and four pitch changes (Figures 2 and 4; BRIDGE_VISUAL_ACCEPTANCE.json). Final visual review and saving remain user actions. Sera undo creates another revision; single-step host undo is not implemented.</w:t>
       </w:r>
     </w:p>
     <w:p>
@@ -211,7 +211,7 @@
       <w:r>
         <w:drawing>
           <wp:inline xmlns:a="http://schemas.openxmlformats.org/drawingml/2006/main" xmlns:pic="http://schemas.openxmlformats.org/drawingml/2006/picture">
-            <wp:extent cx="5577840" cy="4426087"/>
+            <wp:extent cx="5577840" cy="3329712"/>
             <wp:docPr id="2" name="Picture 2"/>
             <wp:cNvGraphicFramePr>
               <a:graphicFrameLocks noChangeAspect="1"/>
@@ -220,7 +220,7 @@
               <a:graphicData uri="http://schemas.openxmlformats.org/drawingml/2006/picture">
                 <pic:pic>
                   <pic:nvPicPr>
-                    <pic:cNvPr id="0" name="ui_proposal_full.jpg"/>
+                    <pic:cNvPr id="0" name="bridge_proposal.jpg"/>
                     <pic:cNvPicPr/>
                   </pic:nvPicPr>
                   <pic:blipFill>
@@ -232,7 +232,7 @@
                   <pic:spPr>
                     <a:xfrm>
                       <a:off x="0" y="0"/>
-                      <a:ext cx="5577840" cy="4426087"/>
+                      <a:ext cx="5577840" cy="3329712"/>
                     </a:xfrm>
                     <a:prstGeom prst="rect"/>
                   </pic:spPr>
@@ -245,7 +245,7 @@
     </w:p>
     <w:p>
       <w:r>
-        <w:t>Figure 2. Actual source UI on Windows, using manually imported synthetic MusicXML and local rules. The proposal changes four events and exposes validation, protection, apply/reject and patch details. The host label reflects the selected import mode; this screenshot alone does not prove a MuseScore plugin handoff.</w:t>
+        <w:t>Figure 2. Actual Electron development shell after MuseScore plugin handoff of a saved synthetic score. Local rules propose four pitch changes with validation, protection and apply/reject controls. This demonstrates the workflow, not live-model accuracy.</w:t>
       </w:r>
     </w:p>
     <w:p>
@@ -289,7 +289,51 @@
     </w:p>
     <w:p>
       <w:r>
-        <w:t>Figure 3. Actual unsupported local-rule instruction. Apply is disabled and the score is unchanged. This is an observed wording limitation, not a simulated error. Additional applied/undo states and reproduction steps accompany the revision.</w:t>
+        <w:t>Figure 3. Source-browser UI after manual MusicXML import: an unsupported local-rule instruction. Apply is disabled and the score is unchanged. This is an observed wording limitation, not a simulated error. Additional applied/undo states and reproduction steps accompany the revision.</w:t>
+      </w:r>
+    </w:p>
+    <w:p>
+      <w:pPr>
+        <w:jc w:val="center"/>
+      </w:pPr>
+      <w:r>
+        <w:drawing>
+          <wp:inline xmlns:a="http://schemas.openxmlformats.org/drawingml/2006/main" xmlns:pic="http://schemas.openxmlformats.org/drawingml/2006/picture">
+            <wp:extent cx="5577840" cy="3329712"/>
+            <wp:docPr id="4" name="Picture 4"/>
+            <wp:cNvGraphicFramePr>
+              <a:graphicFrameLocks noChangeAspect="1"/>
+            </wp:cNvGraphicFramePr>
+            <a:graphic>
+              <a:graphicData uri="http://schemas.openxmlformats.org/drawingml/2006/picture">
+                <pic:pic>
+                  <pic:nvPicPr>
+                    <pic:cNvPr id="0" name="bridge_revision.jpg"/>
+                    <pic:cNvPicPr/>
+                  </pic:nvPicPr>
+                  <pic:blipFill>
+                    <a:blip r:embed="rId12"/>
+                    <a:stretch>
+                      <a:fillRect/>
+                    </a:stretch>
+                  </pic:blipFill>
+                  <pic:spPr>
+                    <a:xfrm>
+                      <a:off x="0" y="0"/>
+                      <a:ext cx="5577840" cy="3329712"/>
+                    </a:xfrm>
+                    <a:prstGeom prst="rect"/>
+                  </pic:spPr>
+                </pic:pic>
+              </a:graphicData>
+            </a:graphic>
+          </wp:inline>
+        </w:drawing>
+      </w:r>
+    </w:p>
+    <w:p>
+      <w:r>
+        <w:t>Figure 4. MuseScore 4.5.2 displaying revision 1 opened by the plugin. Measure 1, staff 1 changes C–D–E–G to D–E–F♯–A; other notes remain unchanged.</w:t>
       </w:r>
     </w:p>
     <w:p>
